--- a/assets/Ademoroti-Emmanuel-Frontend-CV.docx
+++ b/assets/Ademoroti-Emmanuel-Frontend-CV.docx
@@ -229,6 +229,74 @@
           <w:color w:val="1F4E79"/>
         </w:rPr>
         <w:t>EXPERIENCE</w:t>
+      </w:r>
+    </w:p>
+    <w:p>
+      <w:pPr>
+        <w:spacing w:before="60" w:after="20"/>
+      </w:pPr>
+      <w:r>
+        <w:rPr>
+          <w:b/>
+        </w:rPr>
+        <w:t>Full-Stack Developer (Remote)</w:t>
+      </w:r>
+      <w:r>
+        <w:t xml:space="preserve"> | Geeks Circle Ltd. | </w:t>
+      </w:r>
+      <w:r>
+        <w:rPr>
+          <w:b/>
+        </w:rPr>
+        <w:t>2026 - Present</w:t>
+      </w:r>
+    </w:p>
+    <w:p>
+      <w:pPr>
+        <w:pStyle w:val="ListBullet"/>
+        <w:spacing w:after="30" w:line="252" w:lineRule="auto"/>
+      </w:pPr>
+      <w:pPr>
+        <w:pStyle w:val="ListBullet"/>
+      </w:pPr>
+      <w:r>
+        <w:t>Develop and maintain responsive web applications across frontend and backend components.</w:t>
+      </w:r>
+    </w:p>
+    <w:p>
+      <w:pPr>
+        <w:pStyle w:val="ListBullet"/>
+        <w:spacing w:after="30" w:line="252" w:lineRule="auto"/>
+      </w:pPr>
+      <w:pPr>
+        <w:pStyle w:val="ListBullet"/>
+      </w:pPr>
+      <w:r>
+        <w:t>Build reusable user-interface components and integrate application programming interfaces to support product functionality.</w:t>
+      </w:r>
+    </w:p>
+    <w:p>
+      <w:pPr>
+        <w:pStyle w:val="ListBullet"/>
+        <w:spacing w:after="30" w:line="252" w:lineRule="auto"/>
+      </w:pPr>
+      <w:pPr>
+        <w:pStyle w:val="ListBullet"/>
+      </w:pPr>
+      <w:r>
+        <w:t>Collaborate remotely with team members to implement features, troubleshoot issues, and improve application performance.</w:t>
+      </w:r>
+    </w:p>
+    <w:p>
+      <w:pPr>
+        <w:pStyle w:val="ListBullet"/>
+        <w:spacing w:after="30" w:line="252" w:lineRule="auto"/>
+      </w:pPr>
+      <w:pPr>
+        <w:pStyle w:val="ListBullet"/>
+      </w:pPr>
+      <w:r>
+        <w:t>Support testing, debugging, code review, and deployment activities to deliver reliable software solutions.</w:t>
       </w:r>
     </w:p>
     <w:p>
